--- a/templates/BSI-letterhead-template.docx
+++ b/templates/BSI-letterhead-template.docx
@@ -257,15 +257,15 @@
       </w:tblGrid>
       <w:tr>
         <w:trPr>
-          <w:trHeight w:val="283" w:hRule="atLeast"/>
+          <w:trHeight w:val="252" w:hRule="atLeast"/>
         </w:trPr>
         <w:tc>
           <w:tcPr>
             <w:tcW w:type="dxa" w:w="2976"/>
             <w:tcMar>
-              <w:top w:w="10" w:type="dxa"/>
+              <w:top w:w="8" w:type="dxa"/>
               <w:start w:w="40" w:type="dxa"/>
-              <w:bottom w:w="10" w:type="dxa"/>
+              <w:bottom w:w="8" w:type="dxa"/>
               <w:end w:w="30" w:type="dxa"/>
             </w:tcMar>
             <w:vAlign w:val="center"/>
@@ -291,9 +291,9 @@
             <w:tcW w:type="dxa" w:w="7797"/>
             <w:gridSpan w:val="8"/>
             <w:tcMar>
-              <w:top w:w="10" w:type="dxa"/>
+              <w:top w:w="8" w:type="dxa"/>
               <w:start w:w="40" w:type="dxa"/>
-              <w:bottom w:w="10" w:type="dxa"/>
+              <w:bottom w:w="8" w:type="dxa"/>
               <w:end w:w="30" w:type="dxa"/>
             </w:tcMar>
             <w:vAlign w:val="center"/>
@@ -318,15 +318,15 @@
       </w:tr>
       <w:tr>
         <w:trPr>
-          <w:trHeight w:val="283" w:hRule="atLeast"/>
+          <w:trHeight w:val="252" w:hRule="atLeast"/>
         </w:trPr>
         <w:tc>
           <w:tcPr>
             <w:tcW w:type="dxa" w:w="2976"/>
             <w:tcMar>
-              <w:top w:w="10" w:type="dxa"/>
+              <w:top w:w="8" w:type="dxa"/>
               <w:start w:w="40" w:type="dxa"/>
-              <w:bottom w:w="10" w:type="dxa"/>
+              <w:bottom w:w="8" w:type="dxa"/>
               <w:end w:w="30" w:type="dxa"/>
             </w:tcMar>
             <w:vAlign w:val="center"/>
@@ -352,9 +352,9 @@
             <w:tcW w:type="dxa" w:w="7797"/>
             <w:gridSpan w:val="8"/>
             <w:tcMar>
-              <w:top w:w="10" w:type="dxa"/>
+              <w:top w:w="8" w:type="dxa"/>
               <w:start w:w="40" w:type="dxa"/>
-              <w:bottom w:w="10" w:type="dxa"/>
+              <w:bottom w:w="8" w:type="dxa"/>
               <w:end w:w="30" w:type="dxa"/>
             </w:tcMar>
             <w:vAlign w:val="center"/>
@@ -379,15 +379,15 @@
       </w:tr>
       <w:tr>
         <w:trPr>
-          <w:trHeight w:val="284" w:hRule="atLeast"/>
+          <w:trHeight w:val="252" w:hRule="atLeast"/>
         </w:trPr>
         <w:tc>
           <w:tcPr>
             <w:tcW w:type="dxa" w:w="2976"/>
             <w:tcMar>
-              <w:top w:w="10" w:type="dxa"/>
+              <w:top w:w="8" w:type="dxa"/>
               <w:start w:w="40" w:type="dxa"/>
-              <w:bottom w:w="10" w:type="dxa"/>
+              <w:bottom w:w="8" w:type="dxa"/>
               <w:end w:w="30" w:type="dxa"/>
             </w:tcMar>
             <w:vAlign w:val="center"/>
@@ -413,9 +413,9 @@
             <w:tcW w:type="dxa" w:w="7797"/>
             <w:gridSpan w:val="8"/>
             <w:tcMar>
-              <w:top w:w="10" w:type="dxa"/>
+              <w:top w:w="8" w:type="dxa"/>
               <w:start w:w="40" w:type="dxa"/>
-              <w:bottom w:w="10" w:type="dxa"/>
+              <w:bottom w:w="8" w:type="dxa"/>
               <w:end w:w="30" w:type="dxa"/>
             </w:tcMar>
             <w:vAlign w:val="center"/>
@@ -440,15 +440,15 @@
       </w:tr>
       <w:tr>
         <w:trPr>
-          <w:trHeight w:val="284" w:hRule="atLeast"/>
+          <w:trHeight w:val="252" w:hRule="atLeast"/>
         </w:trPr>
         <w:tc>
           <w:tcPr>
             <w:tcW w:type="dxa" w:w="2976"/>
             <w:tcMar>
-              <w:top w:w="10" w:type="dxa"/>
+              <w:top w:w="8" w:type="dxa"/>
               <w:start w:w="40" w:type="dxa"/>
-              <w:bottom w:w="10" w:type="dxa"/>
+              <w:bottom w:w="8" w:type="dxa"/>
               <w:end w:w="30" w:type="dxa"/>
             </w:tcMar>
             <w:vAlign w:val="center"/>
@@ -474,9 +474,9 @@
             <w:tcW w:type="dxa" w:w="7797"/>
             <w:gridSpan w:val="8"/>
             <w:tcMar>
-              <w:top w:w="10" w:type="dxa"/>
+              <w:top w:w="8" w:type="dxa"/>
               <w:start w:w="40" w:type="dxa"/>
-              <w:bottom w:w="10" w:type="dxa"/>
+              <w:bottom w:w="8" w:type="dxa"/>
               <w:end w:w="30" w:type="dxa"/>
             </w:tcMar>
             <w:vAlign w:val="center"/>
@@ -501,16 +501,16 @@
       </w:tr>
       <w:tr>
         <w:trPr>
-          <w:trHeight w:val="283" w:hRule="atLeast"/>
+          <w:trHeight w:val="252" w:hRule="atLeast"/>
         </w:trPr>
         <w:tc>
           <w:tcPr>
             <w:tcW w:type="dxa" w:w="2976"/>
             <w:vMerge w:val="restart"/>
             <w:tcMar>
-              <w:top w:w="10" w:type="dxa"/>
+              <w:top w:w="8" w:type="dxa"/>
               <w:start w:w="40" w:type="dxa"/>
-              <w:bottom w:w="10" w:type="dxa"/>
+              <w:bottom w:w="8" w:type="dxa"/>
               <w:end w:w="30" w:type="dxa"/>
             </w:tcMar>
             <w:vAlign w:val="center"/>
@@ -536,9 +536,9 @@
             <w:tcW w:type="dxa" w:w="709"/>
             <w:vMerge w:val="restart"/>
             <w:tcMar>
-              <w:top w:w="10" w:type="dxa"/>
+              <w:top w:w="8" w:type="dxa"/>
               <w:start w:w="40" w:type="dxa"/>
-              <w:bottom w:w="10" w:type="dxa"/>
+              <w:bottom w:w="8" w:type="dxa"/>
               <w:end w:w="30" w:type="dxa"/>
             </w:tcMar>
             <w:vAlign w:val="center"/>
@@ -579,9 +579,9 @@
             <w:tcW w:type="dxa" w:w="1701"/>
             <w:vMerge w:val="restart"/>
             <w:tcMar>
-              <w:top w:w="10" w:type="dxa"/>
+              <w:top w:w="8" w:type="dxa"/>
               <w:start w:w="40" w:type="dxa"/>
-              <w:bottom w:w="10" w:type="dxa"/>
+              <w:bottom w:w="8" w:type="dxa"/>
               <w:end w:w="30" w:type="dxa"/>
             </w:tcMar>
             <w:vAlign w:val="center"/>
@@ -622,9 +622,9 @@
             <w:tcW w:type="dxa" w:w="1701"/>
             <w:vMerge w:val="restart"/>
             <w:tcMar>
-              <w:top w:w="10" w:type="dxa"/>
+              <w:top w:w="8" w:type="dxa"/>
               <w:start w:w="40" w:type="dxa"/>
-              <w:bottom w:w="10" w:type="dxa"/>
+              <w:bottom w:w="8" w:type="dxa"/>
               <w:end w:w="30" w:type="dxa"/>
             </w:tcMar>
             <w:vAlign w:val="center"/>
@@ -665,9 +665,9 @@
             <w:tcW w:type="dxa" w:w="3686"/>
             <w:gridSpan w:val="5"/>
             <w:tcMar>
-              <w:top w:w="10" w:type="dxa"/>
+              <w:top w:w="8" w:type="dxa"/>
               <w:start w:w="40" w:type="dxa"/>
-              <w:bottom w:w="10" w:type="dxa"/>
+              <w:bottom w:w="8" w:type="dxa"/>
               <w:end w:w="30" w:type="dxa"/>
             </w:tcMar>
             <w:vAlign w:val="center"/>
@@ -691,7 +691,7 @@
       </w:tr>
       <w:tr>
         <w:trPr>
-          <w:trHeight w:val="426" w:hRule="atLeast"/>
+          <w:trHeight w:val="380" w:hRule="atLeast"/>
         </w:trPr>
         <w:tc>
           <w:tcPr>
@@ -725,9 +725,9 @@
           <w:tcPr>
             <w:tcW w:type="dxa" w:w="1134"/>
             <w:tcMar>
-              <w:top w:w="10" w:type="dxa"/>
+              <w:top w:w="8" w:type="dxa"/>
               <w:start w:w="40" w:type="dxa"/>
-              <w:bottom w:w="10" w:type="dxa"/>
+              <w:bottom w:w="8" w:type="dxa"/>
               <w:end w:w="30" w:type="dxa"/>
             </w:tcMar>
             <w:vAlign w:val="center"/>
@@ -752,9 +752,9 @@
           <w:tcPr>
             <w:tcW w:type="dxa" w:w="652"/>
             <w:tcMar>
-              <w:top w:w="10" w:type="dxa"/>
+              <w:top w:w="8" w:type="dxa"/>
               <w:start w:w="40" w:type="dxa"/>
-              <w:bottom w:w="10" w:type="dxa"/>
+              <w:bottom w:w="8" w:type="dxa"/>
               <w:end w:w="30" w:type="dxa"/>
             </w:tcMar>
             <w:vAlign w:val="center"/>
@@ -794,9 +794,9 @@
           <w:tcPr>
             <w:tcW w:type="dxa" w:w="624"/>
             <w:tcMar>
-              <w:top w:w="10" w:type="dxa"/>
+              <w:top w:w="8" w:type="dxa"/>
               <w:start w:w="40" w:type="dxa"/>
-              <w:bottom w:w="10" w:type="dxa"/>
+              <w:bottom w:w="8" w:type="dxa"/>
               <w:end w:w="30" w:type="dxa"/>
             </w:tcMar>
             <w:vAlign w:val="center"/>
@@ -836,9 +836,9 @@
           <w:tcPr>
             <w:tcW w:type="dxa" w:w="624"/>
             <w:tcMar>
-              <w:top w:w="10" w:type="dxa"/>
+              <w:top w:w="8" w:type="dxa"/>
               <w:start w:w="40" w:type="dxa"/>
-              <w:bottom w:w="10" w:type="dxa"/>
+              <w:bottom w:w="8" w:type="dxa"/>
               <w:end w:w="30" w:type="dxa"/>
             </w:tcMar>
             <w:vAlign w:val="center"/>
@@ -878,9 +878,9 @@
           <w:tcPr>
             <w:tcW w:type="dxa" w:w="652"/>
             <w:tcMar>
-              <w:top w:w="10" w:type="dxa"/>
+              <w:top w:w="8" w:type="dxa"/>
               <w:start w:w="40" w:type="dxa"/>
-              <w:bottom w:w="10" w:type="dxa"/>
+              <w:bottom w:w="8" w:type="dxa"/>
               <w:end w:w="30" w:type="dxa"/>
             </w:tcMar>
             <w:vAlign w:val="center"/>
@@ -919,16 +919,16 @@
       </w:tr>
       <w:tr>
         <w:trPr>
-          <w:trHeight w:val="284" w:hRule="atLeast"/>
+          <w:trHeight w:val="252" w:hRule="atLeast"/>
         </w:trPr>
         <w:tc>
           <w:tcPr>
             <w:tcW w:type="dxa" w:w="7087"/>
             <w:gridSpan w:val="4"/>
             <w:tcMar>
-              <w:top w:w="10" w:type="dxa"/>
+              <w:top w:w="8" w:type="dxa"/>
               <w:start w:w="40" w:type="dxa"/>
-              <w:bottom w:w="10" w:type="dxa"/>
+              <w:bottom w:w="8" w:type="dxa"/>
               <w:end w:w="30" w:type="dxa"/>
             </w:tcMar>
             <w:vAlign w:val="center"/>
@@ -953,9 +953,9 @@
           <w:tcPr>
             <w:tcW w:type="dxa" w:w="1134"/>
             <w:tcMar>
-              <w:top w:w="10" w:type="dxa"/>
+              <w:top w:w="8" w:type="dxa"/>
               <w:start w:w="40" w:type="dxa"/>
-              <w:bottom w:w="10" w:type="dxa"/>
+              <w:bottom w:w="8" w:type="dxa"/>
               <w:end w:w="30" w:type="dxa"/>
             </w:tcMar>
             <w:vAlign w:val="center"/>
@@ -980,9 +980,9 @@
           <w:tcPr>
             <w:tcW w:type="dxa" w:w="652"/>
             <w:tcMar>
-              <w:top w:w="10" w:type="dxa"/>
+              <w:top w:w="8" w:type="dxa"/>
               <w:start w:w="40" w:type="dxa"/>
-              <w:bottom w:w="10" w:type="dxa"/>
+              <w:bottom w:w="8" w:type="dxa"/>
               <w:end w:w="30" w:type="dxa"/>
             </w:tcMar>
             <w:vAlign w:val="center"/>
@@ -1008,9 +1008,9 @@
           <w:tcPr>
             <w:tcW w:type="dxa" w:w="624"/>
             <w:tcMar>
-              <w:top w:w="10" w:type="dxa"/>
+              <w:top w:w="8" w:type="dxa"/>
               <w:start w:w="40" w:type="dxa"/>
-              <w:bottom w:w="10" w:type="dxa"/>
+              <w:bottom w:w="8" w:type="dxa"/>
               <w:end w:w="30" w:type="dxa"/>
             </w:tcMar>
             <w:vAlign w:val="center"/>
@@ -1036,9 +1036,9 @@
           <w:tcPr>
             <w:tcW w:type="dxa" w:w="624"/>
             <w:tcMar>
-              <w:top w:w="10" w:type="dxa"/>
+              <w:top w:w="8" w:type="dxa"/>
               <w:start w:w="40" w:type="dxa"/>
-              <w:bottom w:w="10" w:type="dxa"/>
+              <w:bottom w:w="8" w:type="dxa"/>
               <w:end w:w="30" w:type="dxa"/>
             </w:tcMar>
             <w:vAlign w:val="center"/>
@@ -1064,9 +1064,9 @@
           <w:tcPr>
             <w:tcW w:type="dxa" w:w="652"/>
             <w:tcMar>
-              <w:top w:w="10" w:type="dxa"/>
+              <w:top w:w="8" w:type="dxa"/>
               <w:start w:w="40" w:type="dxa"/>
-              <w:bottom w:w="10" w:type="dxa"/>
+              <w:bottom w:w="8" w:type="dxa"/>
               <w:end w:w="30" w:type="dxa"/>
             </w:tcMar>
             <w:vAlign w:val="center"/>
@@ -1091,15 +1091,15 @@
       </w:tr>
       <w:tr>
         <w:trPr>
-          <w:trHeight w:val="283" w:hRule="atLeast"/>
+          <w:trHeight w:val="252" w:hRule="atLeast"/>
         </w:trPr>
         <w:tc>
           <w:tcPr>
             <w:tcW w:type="dxa" w:w="2976"/>
             <w:tcMar>
-              <w:top w:w="10" w:type="dxa"/>
+              <w:top w:w="8" w:type="dxa"/>
               <w:start w:w="40" w:type="dxa"/>
-              <w:bottom w:w="10" w:type="dxa"/>
+              <w:bottom w:w="8" w:type="dxa"/>
               <w:end w:w="30" w:type="dxa"/>
             </w:tcMar>
             <w:vAlign w:val="center"/>
@@ -1124,9 +1124,9 @@
           <w:tcPr>
             <w:tcW w:type="dxa" w:w="709"/>
             <w:tcMar>
-              <w:top w:w="10" w:type="dxa"/>
+              <w:top w:w="8" w:type="dxa"/>
               <w:start w:w="40" w:type="dxa"/>
-              <w:bottom w:w="10" w:type="dxa"/>
+              <w:bottom w:w="8" w:type="dxa"/>
               <w:end w:w="30" w:type="dxa"/>
             </w:tcMar>
             <w:vAlign w:val="center"/>
@@ -1152,9 +1152,9 @@
             <w:tcW w:type="dxa" w:w="3402"/>
             <w:gridSpan w:val="2"/>
             <w:tcMar>
-              <w:top w:w="10" w:type="dxa"/>
+              <w:top w:w="8" w:type="dxa"/>
               <w:start w:w="40" w:type="dxa"/>
-              <w:bottom w:w="10" w:type="dxa"/>
+              <w:bottom w:w="8" w:type="dxa"/>
               <w:end w:w="30" w:type="dxa"/>
             </w:tcMar>
             <w:vAlign w:val="center"/>
@@ -1180,9 +1180,9 @@
           <w:tcPr>
             <w:tcW w:type="dxa" w:w="1134"/>
             <w:tcMar>
-              <w:top w:w="10" w:type="dxa"/>
+              <w:top w:w="8" w:type="dxa"/>
               <w:start w:w="40" w:type="dxa"/>
-              <w:bottom w:w="10" w:type="dxa"/>
+              <w:bottom w:w="8" w:type="dxa"/>
               <w:end w:w="30" w:type="dxa"/>
             </w:tcMar>
             <w:vAlign w:val="center"/>
@@ -1208,9 +1208,9 @@
             <w:tcW w:type="dxa" w:w="2552"/>
             <w:gridSpan w:val="4"/>
             <w:tcMar>
-              <w:top w:w="10" w:type="dxa"/>
+              <w:top w:w="8" w:type="dxa"/>
               <w:start w:w="40" w:type="dxa"/>
-              <w:bottom w:w="10" w:type="dxa"/>
+              <w:bottom w:w="8" w:type="dxa"/>
               <w:end w:w="30" w:type="dxa"/>
             </w:tcMar>
             <w:vAlign w:val="center"/>
@@ -1235,16 +1235,16 @@
       </w:tr>
       <w:tr>
         <w:trPr>
-          <w:trHeight w:val="284" w:hRule="atLeast"/>
+          <w:trHeight w:val="252" w:hRule="atLeast"/>
         </w:trPr>
         <w:tc>
           <w:tcPr>
             <w:tcW w:type="dxa" w:w="2976"/>
             <w:vMerge w:val="restart"/>
             <w:tcMar>
-              <w:top w:w="10" w:type="dxa"/>
+              <w:top w:w="8" w:type="dxa"/>
               <w:start w:w="40" w:type="dxa"/>
-              <w:bottom w:w="10" w:type="dxa"/>
+              <w:bottom w:w="8" w:type="dxa"/>
               <w:end w:w="30" w:type="dxa"/>
             </w:tcMar>
             <w:vAlign w:val="center"/>
@@ -1285,9 +1285,9 @@
             <w:tcW w:type="dxa" w:w="709"/>
             <w:vMerge w:val="restart"/>
             <w:tcMar>
-              <w:top w:w="10" w:type="dxa"/>
+              <w:top w:w="8" w:type="dxa"/>
               <w:start w:w="40" w:type="dxa"/>
-              <w:bottom w:w="10" w:type="dxa"/>
+              <w:bottom w:w="8" w:type="dxa"/>
               <w:end w:w="30" w:type="dxa"/>
             </w:tcMar>
             <w:vAlign w:val="center"/>
@@ -1314,9 +1314,9 @@
             <w:gridSpan w:val="2"/>
             <w:vMerge w:val="restart"/>
             <w:tcMar>
-              <w:top w:w="10" w:type="dxa"/>
+              <w:top w:w="8" w:type="dxa"/>
               <w:start w:w="40" w:type="dxa"/>
-              <w:bottom w:w="10" w:type="dxa"/>
+              <w:bottom w:w="8" w:type="dxa"/>
               <w:end w:w="30" w:type="dxa"/>
             </w:tcMar>
             <w:vAlign w:val="center"/>
@@ -1342,9 +1342,9 @@
           <w:tcPr>
             <w:tcW w:type="dxa" w:w="1134"/>
             <w:tcMar>
-              <w:top w:w="10" w:type="dxa"/>
+              <w:top w:w="8" w:type="dxa"/>
               <w:start w:w="40" w:type="dxa"/>
-              <w:bottom w:w="10" w:type="dxa"/>
+              <w:bottom w:w="8" w:type="dxa"/>
               <w:end w:w="30" w:type="dxa"/>
             </w:tcMar>
             <w:vAlign w:val="center"/>
@@ -1370,9 +1370,9 @@
             <w:tcW w:type="dxa" w:w="2552"/>
             <w:gridSpan w:val="4"/>
             <w:tcMar>
-              <w:top w:w="10" w:type="dxa"/>
+              <w:top w:w="8" w:type="dxa"/>
               <w:start w:w="40" w:type="dxa"/>
-              <w:bottom w:w="10" w:type="dxa"/>
+              <w:bottom w:w="8" w:type="dxa"/>
               <w:end w:w="30" w:type="dxa"/>
             </w:tcMar>
             <w:vAlign w:val="center"/>
@@ -1397,7 +1397,7 @@
       </w:tr>
       <w:tr>
         <w:trPr>
-          <w:trHeight w:val="283" w:hRule="atLeast"/>
+          <w:trHeight w:val="252" w:hRule="atLeast"/>
         </w:trPr>
         <w:tc>
           <w:tcPr>
@@ -1425,9 +1425,9 @@
           <w:tcPr>
             <w:tcW w:type="dxa" w:w="1134"/>
             <w:tcMar>
-              <w:top w:w="10" w:type="dxa"/>
+              <w:top w:w="8" w:type="dxa"/>
               <w:start w:w="40" w:type="dxa"/>
-              <w:bottom w:w="10" w:type="dxa"/>
+              <w:bottom w:w="8" w:type="dxa"/>
               <w:end w:w="30" w:type="dxa"/>
             </w:tcMar>
             <w:vAlign w:val="center"/>
@@ -1453,9 +1453,9 @@
             <w:tcW w:type="dxa" w:w="2552"/>
             <w:gridSpan w:val="4"/>
             <w:tcMar>
-              <w:top w:w="10" w:type="dxa"/>
+              <w:top w:w="8" w:type="dxa"/>
               <w:start w:w="40" w:type="dxa"/>
-              <w:bottom w:w="10" w:type="dxa"/>
+              <w:bottom w:w="8" w:type="dxa"/>
               <w:end w:w="30" w:type="dxa"/>
             </w:tcMar>
             <w:vAlign w:val="center"/>
@@ -1480,16 +1480,16 @@
       </w:tr>
       <w:tr>
         <w:trPr>
-          <w:trHeight w:val="282" w:hRule="atLeast"/>
+          <w:trHeight w:val="252" w:hRule="atLeast"/>
         </w:trPr>
         <w:tc>
           <w:tcPr>
             <w:tcW w:type="dxa" w:w="7087"/>
             <w:gridSpan w:val="4"/>
             <w:tcMar>
-              <w:top w:w="10" w:type="dxa"/>
+              <w:top w:w="8" w:type="dxa"/>
               <w:start w:w="40" w:type="dxa"/>
-              <w:bottom w:w="10" w:type="dxa"/>
+              <w:bottom w:w="8" w:type="dxa"/>
               <w:end w:w="30" w:type="dxa"/>
             </w:tcMar>
             <w:vAlign w:val="center"/>
@@ -1515,9 +1515,9 @@
             <w:tcW w:type="dxa" w:w="3686"/>
             <w:gridSpan w:val="5"/>
             <w:tcMar>
-              <w:top w:w="10" w:type="dxa"/>
+              <w:top w:w="8" w:type="dxa"/>
               <w:start w:w="40" w:type="dxa"/>
-              <w:bottom w:w="10" w:type="dxa"/>
+              <w:bottom w:w="8" w:type="dxa"/>
               <w:end w:w="30" w:type="dxa"/>
             </w:tcMar>
             <w:vAlign w:val="center"/>
@@ -1540,15 +1540,15 @@
       </w:tr>
       <w:tr>
         <w:trPr>
-          <w:trHeight w:val="284" w:hRule="atLeast"/>
+          <w:trHeight w:val="252" w:hRule="atLeast"/>
         </w:trPr>
         <w:tc>
           <w:tcPr>
             <w:tcW w:type="dxa" w:w="2976"/>
             <w:tcMar>
-              <w:top w:w="10" w:type="dxa"/>
+              <w:top w:w="8" w:type="dxa"/>
               <w:start w:w="40" w:type="dxa"/>
-              <w:bottom w:w="10" w:type="dxa"/>
+              <w:bottom w:w="8" w:type="dxa"/>
               <w:end w:w="30" w:type="dxa"/>
             </w:tcMar>
             <w:vAlign w:val="center"/>
@@ -1573,9 +1573,9 @@
           <w:tcPr>
             <w:tcW w:type="dxa" w:w="709"/>
             <w:tcMar>
-              <w:top w:w="10" w:type="dxa"/>
+              <w:top w:w="8" w:type="dxa"/>
               <w:start w:w="40" w:type="dxa"/>
-              <w:bottom w:w="10" w:type="dxa"/>
+              <w:bottom w:w="8" w:type="dxa"/>
               <w:end w:w="30" w:type="dxa"/>
             </w:tcMar>
             <w:vAlign w:val="center"/>
@@ -1600,9 +1600,9 @@
           <w:tcPr>
             <w:tcW w:type="dxa" w:w="1701"/>
             <w:tcMar>
-              <w:top w:w="10" w:type="dxa"/>
+              <w:top w:w="8" w:type="dxa"/>
               <w:start w:w="40" w:type="dxa"/>
-              <w:bottom w:w="10" w:type="dxa"/>
+              <w:bottom w:w="8" w:type="dxa"/>
               <w:end w:w="30" w:type="dxa"/>
             </w:tcMar>
             <w:vAlign w:val="center"/>
@@ -1628,9 +1628,9 @@
           <w:tcPr>
             <w:tcW w:type="dxa" w:w="1701"/>
             <w:tcMar>
-              <w:top w:w="10" w:type="dxa"/>
+              <w:top w:w="8" w:type="dxa"/>
               <w:start w:w="40" w:type="dxa"/>
-              <w:bottom w:w="10" w:type="dxa"/>
+              <w:bottom w:w="8" w:type="dxa"/>
               <w:end w:w="30" w:type="dxa"/>
             </w:tcMar>
             <w:vAlign w:val="center"/>
@@ -1697,15 +1697,15 @@
       </w:tr>
       <w:tr>
         <w:trPr>
-          <w:trHeight w:val="283" w:hRule="atLeast"/>
+          <w:trHeight w:val="252" w:hRule="atLeast"/>
         </w:trPr>
         <w:tc>
           <w:tcPr>
             <w:tcW w:type="dxa" w:w="2976"/>
             <w:tcMar>
-              <w:top w:w="10" w:type="dxa"/>
+              <w:top w:w="8" w:type="dxa"/>
               <w:start w:w="40" w:type="dxa"/>
-              <w:bottom w:w="10" w:type="dxa"/>
+              <w:bottom w:w="8" w:type="dxa"/>
               <w:end w:w="30" w:type="dxa"/>
             </w:tcMar>
             <w:vAlign w:val="center"/>
@@ -1730,9 +1730,9 @@
           <w:tcPr>
             <w:tcW w:type="dxa" w:w="709"/>
             <w:tcMar>
-              <w:top w:w="10" w:type="dxa"/>
+              <w:top w:w="8" w:type="dxa"/>
               <w:start w:w="40" w:type="dxa"/>
-              <w:bottom w:w="10" w:type="dxa"/>
+              <w:bottom w:w="8" w:type="dxa"/>
               <w:end w:w="30" w:type="dxa"/>
             </w:tcMar>
             <w:vAlign w:val="center"/>
@@ -1757,9 +1757,9 @@
           <w:tcPr>
             <w:tcW w:type="dxa" w:w="1701"/>
             <w:tcMar>
-              <w:top w:w="10" w:type="dxa"/>
+              <w:top w:w="8" w:type="dxa"/>
               <w:start w:w="40" w:type="dxa"/>
-              <w:bottom w:w="10" w:type="dxa"/>
+              <w:bottom w:w="8" w:type="dxa"/>
               <w:end w:w="30" w:type="dxa"/>
             </w:tcMar>
             <w:vAlign w:val="center"/>
@@ -1785,9 +1785,9 @@
           <w:tcPr>
             <w:tcW w:type="dxa" w:w="1701"/>
             <w:tcMar>
-              <w:top w:w="10" w:type="dxa"/>
+              <w:top w:w="8" w:type="dxa"/>
               <w:start w:w="40" w:type="dxa"/>
-              <w:bottom w:w="10" w:type="dxa"/>
+              <w:bottom w:w="8" w:type="dxa"/>
               <w:end w:w="30" w:type="dxa"/>
             </w:tcMar>
             <w:vAlign w:val="center"/>
@@ -1820,15 +1820,15 @@
       </w:tr>
       <w:tr>
         <w:trPr>
-          <w:trHeight w:val="283" w:hRule="atLeast"/>
+          <w:trHeight w:val="252" w:hRule="atLeast"/>
         </w:trPr>
         <w:tc>
           <w:tcPr>
             <w:tcW w:type="dxa" w:w="2976"/>
             <w:tcMar>
-              <w:top w:w="10" w:type="dxa"/>
+              <w:top w:w="8" w:type="dxa"/>
               <w:start w:w="40" w:type="dxa"/>
-              <w:bottom w:w="10" w:type="dxa"/>
+              <w:bottom w:w="8" w:type="dxa"/>
               <w:end w:w="30" w:type="dxa"/>
             </w:tcMar>
             <w:vAlign w:val="center"/>
@@ -1853,9 +1853,9 @@
           <w:tcPr>
             <w:tcW w:type="dxa" w:w="709"/>
             <w:tcMar>
-              <w:top w:w="10" w:type="dxa"/>
+              <w:top w:w="8" w:type="dxa"/>
               <w:start w:w="40" w:type="dxa"/>
-              <w:bottom w:w="10" w:type="dxa"/>
+              <w:bottom w:w="8" w:type="dxa"/>
               <w:end w:w="30" w:type="dxa"/>
             </w:tcMar>
             <w:vAlign w:val="center"/>
@@ -1880,9 +1880,9 @@
           <w:tcPr>
             <w:tcW w:type="dxa" w:w="1701"/>
             <w:tcMar>
-              <w:top w:w="10" w:type="dxa"/>
+              <w:top w:w="8" w:type="dxa"/>
               <w:start w:w="40" w:type="dxa"/>
-              <w:bottom w:w="10" w:type="dxa"/>
+              <w:bottom w:w="8" w:type="dxa"/>
               <w:end w:w="30" w:type="dxa"/>
             </w:tcMar>
             <w:vAlign w:val="center"/>
@@ -1908,9 +1908,9 @@
           <w:tcPr>
             <w:tcW w:type="dxa" w:w="1701"/>
             <w:tcMar>
-              <w:top w:w="10" w:type="dxa"/>
+              <w:top w:w="8" w:type="dxa"/>
               <w:start w:w="40" w:type="dxa"/>
-              <w:bottom w:w="10" w:type="dxa"/>
+              <w:bottom w:w="8" w:type="dxa"/>
               <w:end w:w="30" w:type="dxa"/>
             </w:tcMar>
             <w:vAlign w:val="center"/>
@@ -1943,15 +1943,15 @@
       </w:tr>
       <w:tr>
         <w:trPr>
-          <w:trHeight w:val="283" w:hRule="atLeast"/>
+          <w:trHeight w:val="252" w:hRule="atLeast"/>
         </w:trPr>
         <w:tc>
           <w:tcPr>
             <w:tcW w:type="dxa" w:w="2976"/>
             <w:tcMar>
-              <w:top w:w="10" w:type="dxa"/>
+              <w:top w:w="8" w:type="dxa"/>
               <w:start w:w="40" w:type="dxa"/>
-              <w:bottom w:w="10" w:type="dxa"/>
+              <w:bottom w:w="8" w:type="dxa"/>
               <w:end w:w="30" w:type="dxa"/>
             </w:tcMar>
             <w:vAlign w:val="center"/>
@@ -1976,9 +1976,9 @@
           <w:tcPr>
             <w:tcW w:type="dxa" w:w="709"/>
             <w:tcMar>
-              <w:top w:w="10" w:type="dxa"/>
+              <w:top w:w="8" w:type="dxa"/>
               <w:start w:w="40" w:type="dxa"/>
-              <w:bottom w:w="10" w:type="dxa"/>
+              <w:bottom w:w="8" w:type="dxa"/>
               <w:end w:w="30" w:type="dxa"/>
             </w:tcMar>
             <w:vAlign w:val="center"/>
@@ -2004,9 +2004,9 @@
             <w:tcW w:type="dxa" w:w="3402"/>
             <w:gridSpan w:val="2"/>
             <w:tcMar>
-              <w:top w:w="10" w:type="dxa"/>
+              <w:top w:w="8" w:type="dxa"/>
               <w:start w:w="40" w:type="dxa"/>
-              <w:bottom w:w="10" w:type="dxa"/>
+              <w:bottom w:w="8" w:type="dxa"/>
               <w:end w:w="30" w:type="dxa"/>
             </w:tcMar>
             <w:vAlign w:val="center"/>
@@ -2039,15 +2039,15 @@
       </w:tr>
       <w:tr>
         <w:trPr>
-          <w:trHeight w:val="284" w:hRule="atLeast"/>
+          <w:trHeight w:val="252" w:hRule="atLeast"/>
         </w:trPr>
         <w:tc>
           <w:tcPr>
             <w:tcW w:type="dxa" w:w="2976"/>
             <w:tcMar>
-              <w:top w:w="10" w:type="dxa"/>
+              <w:top w:w="8" w:type="dxa"/>
               <w:start w:w="40" w:type="dxa"/>
-              <w:bottom w:w="10" w:type="dxa"/>
+              <w:bottom w:w="8" w:type="dxa"/>
               <w:end w:w="30" w:type="dxa"/>
             </w:tcMar>
             <w:vAlign w:val="center"/>
@@ -2072,9 +2072,9 @@
           <w:tcPr>
             <w:tcW w:type="dxa" w:w="709"/>
             <w:tcMar>
-              <w:top w:w="10" w:type="dxa"/>
+              <w:top w:w="8" w:type="dxa"/>
               <w:start w:w="40" w:type="dxa"/>
-              <w:bottom w:w="10" w:type="dxa"/>
+              <w:bottom w:w="8" w:type="dxa"/>
               <w:end w:w="30" w:type="dxa"/>
             </w:tcMar>
             <w:vAlign w:val="center"/>
@@ -2100,9 +2100,9 @@
             <w:tcW w:type="dxa" w:w="3402"/>
             <w:gridSpan w:val="2"/>
             <w:tcMar>
-              <w:top w:w="10" w:type="dxa"/>
+              <w:top w:w="8" w:type="dxa"/>
               <w:start w:w="40" w:type="dxa"/>
-              <w:bottom w:w="10" w:type="dxa"/>
+              <w:bottom w:w="8" w:type="dxa"/>
               <w:end w:w="30" w:type="dxa"/>
             </w:tcMar>
             <w:vAlign w:val="center"/>
@@ -2135,15 +2135,15 @@
       </w:tr>
       <w:tr>
         <w:trPr>
-          <w:trHeight w:val="283" w:hRule="atLeast"/>
+          <w:trHeight w:val="252" w:hRule="atLeast"/>
         </w:trPr>
         <w:tc>
           <w:tcPr>
             <w:tcW w:type="dxa" w:w="2976"/>
             <w:tcMar>
-              <w:top w:w="10" w:type="dxa"/>
+              <w:top w:w="8" w:type="dxa"/>
               <w:start w:w="40" w:type="dxa"/>
-              <w:bottom w:w="10" w:type="dxa"/>
+              <w:bottom w:w="8" w:type="dxa"/>
               <w:end w:w="30" w:type="dxa"/>
             </w:tcMar>
             <w:vAlign w:val="center"/>
@@ -2168,9 +2168,9 @@
           <w:tcPr>
             <w:tcW w:type="dxa" w:w="709"/>
             <w:tcMar>
-              <w:top w:w="10" w:type="dxa"/>
+              <w:top w:w="8" w:type="dxa"/>
               <w:start w:w="40" w:type="dxa"/>
-              <w:bottom w:w="10" w:type="dxa"/>
+              <w:bottom w:w="8" w:type="dxa"/>
               <w:end w:w="30" w:type="dxa"/>
             </w:tcMar>
             <w:vAlign w:val="center"/>
@@ -2196,9 +2196,9 @@
             <w:tcW w:type="dxa" w:w="3402"/>
             <w:gridSpan w:val="2"/>
             <w:tcMar>
-              <w:top w:w="10" w:type="dxa"/>
+              <w:top w:w="8" w:type="dxa"/>
               <w:start w:w="40" w:type="dxa"/>
-              <w:bottom w:w="10" w:type="dxa"/>
+              <w:bottom w:w="8" w:type="dxa"/>
               <w:end w:w="30" w:type="dxa"/>
             </w:tcMar>
             <w:vAlign w:val="center"/>
@@ -2231,15 +2231,15 @@
       </w:tr>
       <w:tr>
         <w:trPr>
-          <w:trHeight w:val="284" w:hRule="atLeast"/>
+          <w:trHeight w:val="252" w:hRule="atLeast"/>
         </w:trPr>
         <w:tc>
           <w:tcPr>
             <w:tcW w:type="dxa" w:w="2976"/>
             <w:tcMar>
-              <w:top w:w="10" w:type="dxa"/>
+              <w:top w:w="8" w:type="dxa"/>
               <w:start w:w="40" w:type="dxa"/>
-              <w:bottom w:w="10" w:type="dxa"/>
+              <w:bottom w:w="8" w:type="dxa"/>
               <w:end w:w="30" w:type="dxa"/>
             </w:tcMar>
             <w:vAlign w:val="center"/>
@@ -2264,9 +2264,9 @@
           <w:tcPr>
             <w:tcW w:type="dxa" w:w="709"/>
             <w:tcMar>
-              <w:top w:w="10" w:type="dxa"/>
+              <w:top w:w="8" w:type="dxa"/>
               <w:start w:w="40" w:type="dxa"/>
-              <w:bottom w:w="10" w:type="dxa"/>
+              <w:bottom w:w="8" w:type="dxa"/>
               <w:end w:w="30" w:type="dxa"/>
             </w:tcMar>
             <w:vAlign w:val="center"/>
@@ -2292,9 +2292,9 @@
             <w:tcW w:type="dxa" w:w="3402"/>
             <w:gridSpan w:val="2"/>
             <w:tcMar>
-              <w:top w:w="10" w:type="dxa"/>
+              <w:top w:w="8" w:type="dxa"/>
               <w:start w:w="40" w:type="dxa"/>
-              <w:bottom w:w="10" w:type="dxa"/>
+              <w:bottom w:w="8" w:type="dxa"/>
               <w:end w:w="30" w:type="dxa"/>
             </w:tcMar>
             <w:vAlign w:val="center"/>
@@ -2327,15 +2327,15 @@
       </w:tr>
       <w:tr>
         <w:trPr>
-          <w:trHeight w:val="283" w:hRule="atLeast"/>
+          <w:trHeight w:val="252" w:hRule="atLeast"/>
         </w:trPr>
         <w:tc>
           <w:tcPr>
             <w:tcW w:type="dxa" w:w="2976"/>
             <w:tcMar>
-              <w:top w:w="10" w:type="dxa"/>
+              <w:top w:w="8" w:type="dxa"/>
               <w:start w:w="40" w:type="dxa"/>
-              <w:bottom w:w="10" w:type="dxa"/>
+              <w:bottom w:w="8" w:type="dxa"/>
               <w:end w:w="30" w:type="dxa"/>
             </w:tcMar>
             <w:vAlign w:val="center"/>
@@ -2360,9 +2360,9 @@
           <w:tcPr>
             <w:tcW w:type="dxa" w:w="709"/>
             <w:tcMar>
-              <w:top w:w="10" w:type="dxa"/>
+              <w:top w:w="8" w:type="dxa"/>
               <w:start w:w="40" w:type="dxa"/>
-              <w:bottom w:w="10" w:type="dxa"/>
+              <w:bottom w:w="8" w:type="dxa"/>
               <w:end w:w="30" w:type="dxa"/>
             </w:tcMar>
             <w:vAlign w:val="center"/>
@@ -2388,9 +2388,9 @@
             <w:tcW w:type="dxa" w:w="3402"/>
             <w:gridSpan w:val="2"/>
             <w:tcMar>
-              <w:top w:w="10" w:type="dxa"/>
+              <w:top w:w="8" w:type="dxa"/>
               <w:start w:w="40" w:type="dxa"/>
-              <w:bottom w:w="10" w:type="dxa"/>
+              <w:bottom w:w="8" w:type="dxa"/>
               <w:end w:w="30" w:type="dxa"/>
             </w:tcMar>
             <w:vAlign w:val="center"/>
@@ -2423,15 +2423,15 @@
       </w:tr>
       <w:tr>
         <w:trPr>
-          <w:trHeight w:val="283" w:hRule="atLeast"/>
+          <w:trHeight w:val="252" w:hRule="atLeast"/>
         </w:trPr>
         <w:tc>
           <w:tcPr>
             <w:tcW w:type="dxa" w:w="2976"/>
             <w:tcMar>
-              <w:top w:w="10" w:type="dxa"/>
+              <w:top w:w="8" w:type="dxa"/>
               <w:start w:w="40" w:type="dxa"/>
-              <w:bottom w:w="10" w:type="dxa"/>
+              <w:bottom w:w="8" w:type="dxa"/>
               <w:end w:w="30" w:type="dxa"/>
             </w:tcMar>
             <w:vAlign w:val="center"/>
@@ -2457,9 +2457,9 @@
             <w:tcW w:type="dxa" w:w="4111"/>
             <w:gridSpan w:val="3"/>
             <w:tcMar>
-              <w:top w:w="10" w:type="dxa"/>
+              <w:top w:w="8" w:type="dxa"/>
               <w:start w:w="40" w:type="dxa"/>
-              <w:bottom w:w="10" w:type="dxa"/>
+              <w:bottom w:w="8" w:type="dxa"/>
               <w:end w:w="30" w:type="dxa"/>
             </w:tcMar>
             <w:vAlign w:val="center"/>
@@ -2492,15 +2492,15 @@
       </w:tr>
       <w:tr>
         <w:trPr>
-          <w:trHeight w:val="283" w:hRule="atLeast"/>
+          <w:trHeight w:val="252" w:hRule="atLeast"/>
         </w:trPr>
         <w:tc>
           <w:tcPr>
             <w:tcW w:type="dxa" w:w="2976"/>
             <w:tcMar>
-              <w:top w:w="10" w:type="dxa"/>
+              <w:top w:w="8" w:type="dxa"/>
               <w:start w:w="40" w:type="dxa"/>
-              <w:bottom w:w="10" w:type="dxa"/>
+              <w:bottom w:w="8" w:type="dxa"/>
               <w:end w:w="30" w:type="dxa"/>
             </w:tcMar>
             <w:vAlign w:val="center"/>
@@ -2525,9 +2525,9 @@
           <w:tcPr>
             <w:tcW w:type="dxa" w:w="709"/>
             <w:tcMar>
-              <w:top w:w="10" w:type="dxa"/>
+              <w:top w:w="8" w:type="dxa"/>
               <w:start w:w="40" w:type="dxa"/>
-              <w:bottom w:w="10" w:type="dxa"/>
+              <w:bottom w:w="8" w:type="dxa"/>
               <w:end w:w="30" w:type="dxa"/>
             </w:tcMar>
             <w:vAlign w:val="center"/>
@@ -2553,9 +2553,9 @@
             <w:tcW w:type="dxa" w:w="3402"/>
             <w:gridSpan w:val="2"/>
             <w:tcMar>
-              <w:top w:w="10" w:type="dxa"/>
+              <w:top w:w="8" w:type="dxa"/>
               <w:start w:w="40" w:type="dxa"/>
-              <w:bottom w:w="10" w:type="dxa"/>
+              <w:bottom w:w="8" w:type="dxa"/>
               <w:end w:w="30" w:type="dxa"/>
             </w:tcMar>
             <w:vAlign w:val="center"/>
@@ -2588,15 +2588,15 @@
       </w:tr>
       <w:tr>
         <w:trPr>
-          <w:trHeight w:val="284" w:hRule="atLeast"/>
+          <w:trHeight w:val="252" w:hRule="atLeast"/>
         </w:trPr>
         <w:tc>
           <w:tcPr>
             <w:tcW w:type="dxa" w:w="2976"/>
             <w:tcMar>
-              <w:top w:w="10" w:type="dxa"/>
+              <w:top w:w="8" w:type="dxa"/>
               <w:start w:w="40" w:type="dxa"/>
-              <w:bottom w:w="10" w:type="dxa"/>
+              <w:bottom w:w="8" w:type="dxa"/>
               <w:end w:w="30" w:type="dxa"/>
             </w:tcMar>
             <w:vAlign w:val="center"/>
@@ -2621,9 +2621,9 @@
           <w:tcPr>
             <w:tcW w:type="dxa" w:w="709"/>
             <w:tcMar>
-              <w:top w:w="10" w:type="dxa"/>
+              <w:top w:w="8" w:type="dxa"/>
               <w:start w:w="40" w:type="dxa"/>
-              <w:bottom w:w="10" w:type="dxa"/>
+              <w:bottom w:w="8" w:type="dxa"/>
               <w:end w:w="30" w:type="dxa"/>
             </w:tcMar>
             <w:vAlign w:val="center"/>
@@ -2649,9 +2649,9 @@
             <w:tcW w:type="dxa" w:w="3402"/>
             <w:gridSpan w:val="2"/>
             <w:tcMar>
-              <w:top w:w="10" w:type="dxa"/>
+              <w:top w:w="8" w:type="dxa"/>
               <w:start w:w="40" w:type="dxa"/>
-              <w:bottom w:w="10" w:type="dxa"/>
+              <w:bottom w:w="8" w:type="dxa"/>
               <w:end w:w="30" w:type="dxa"/>
             </w:tcMar>
             <w:vAlign w:val="center"/>
@@ -2684,16 +2684,16 @@
       </w:tr>
       <w:tr>
         <w:trPr>
-          <w:trHeight w:val="567" w:hRule="atLeast"/>
+          <w:trHeight w:val="160" w:hRule="atLeast"/>
         </w:trPr>
         <w:tc>
           <w:tcPr>
             <w:tcW w:type="dxa" w:w="10773"/>
             <w:gridSpan w:val="9"/>
             <w:tcMar>
-              <w:top w:w="10" w:type="dxa"/>
+              <w:top w:w="8" w:type="dxa"/>
               <w:start w:w="40" w:type="dxa"/>
-              <w:bottom w:w="10" w:type="dxa"/>
+              <w:bottom w:w="8" w:type="dxa"/>
               <w:end w:w="30" w:type="dxa"/>
             </w:tcMar>
             <w:vAlign w:val="center"/>
@@ -2716,6 +2716,39 @@
       </w:tr>
       <w:tr>
         <w:trPr>
+          <w:trHeight w:val="260" w:hRule="atLeast"/>
+        </w:trPr>
+        <w:tc>
+          <w:tcPr>
+            <w:tcW w:type="dxa" w:w="10773"/>
+            <w:gridSpan w:val="9"/>
+            <w:tcMar>
+              <w:top w:w="6" w:type="dxa"/>
+              <w:start w:w="20" w:type="dxa"/>
+              <w:bottom w:w="6" w:type="dxa"/>
+              <w:end w:w="20" w:type="dxa"/>
+            </w:tcMar>
+            <w:vAlign w:val="center"/>
+          </w:tcPr>
+          <w:p>
+            <w:pPr>
+              <w:spacing w:after="0"/>
+              <w:jc w:val="center"/>
+            </w:pPr>
+            <w:r>
+              <w:rPr>
+                <w:rFonts w:ascii="Times New Roman" w:hAnsi="Times New Roman"/>
+                <w:b/>
+                <w:i/>
+                <w:sz w:val="19"/>
+              </w:rPr>
+              <w:t>Общий вид теплообменника</w:t>
+            </w:r>
+          </w:p>
+        </w:tc>
+      </w:tr>
+      <w:tr>
+        <w:trPr>
           <w:trHeight w:val="4961" w:hRule="atLeast"/>
         </w:trPr>
         <w:tc>
@@ -2723,9 +2756,9 @@
             <w:tcW w:type="dxa" w:w="10773"/>
             <w:gridSpan w:val="9"/>
             <w:tcMar>
-              <w:top w:w="20" w:type="dxa"/>
+              <w:top w:w="10" w:type="dxa"/>
               <w:start w:w="20" w:type="dxa"/>
-              <w:bottom w:w="20" w:type="dxa"/>
+              <w:bottom w:w="10" w:type="dxa"/>
               <w:end w:w="20" w:type="dxa"/>
             </w:tcMar>
             <w:vAlign w:val="center"/>
@@ -2740,6 +2773,97 @@
                 <w:sz w:val="18"/>
               </w:rPr>
               <w:t>{%diagram_image}</w:t>
+            </w:r>
+          </w:p>
+        </w:tc>
+      </w:tr>
+      <w:tr>
+        <w:trPr>
+          <w:trHeight w:val="260" w:hRule="atLeast"/>
+        </w:trPr>
+        <w:tc>
+          <w:tcPr>
+            <w:tcW w:type="dxa" w:w="10773"/>
+            <w:gridSpan w:val="9"/>
+            <w:tcMar>
+              <w:top w:w="6" w:type="dxa"/>
+              <w:start w:w="20" w:type="dxa"/>
+              <w:bottom w:w="6" w:type="dxa"/>
+              <w:end w:w="20" w:type="dxa"/>
+            </w:tcMar>
+            <w:vAlign w:val="center"/>
+          </w:tcPr>
+          <w:p>
+            <w:pPr>
+              <w:spacing w:after="0"/>
+              <w:jc w:val="left"/>
+            </w:pPr>
+            <w:r>
+              <w:rPr>
+                <w:rFonts w:ascii="Times New Roman" w:hAnsi="Times New Roman"/>
+                <w:color w:val="FFFFFF"/>
+                <w:sz w:val="2"/>
+              </w:rPr>
+              <w:t>{#has_diagram2}</w:t>
+            </w:r>
+          </w:p>
+          <w:p>
+            <w:pPr>
+              <w:spacing w:after="0"/>
+              <w:jc w:val="center"/>
+            </w:pPr>
+            <w:r>
+              <w:rPr>
+                <w:rFonts w:ascii="Times New Roman" w:hAnsi="Times New Roman"/>
+                <w:b/>
+                <w:i/>
+                <w:sz w:val="19"/>
+              </w:rPr>
+              <w:t>Компоновка пластин в теплообменнике</w:t>
+            </w:r>
+          </w:p>
+        </w:tc>
+      </w:tr>
+      <w:tr>
+        <w:trPr>
+          <w:trHeight w:val="700" w:hRule="atLeast"/>
+        </w:trPr>
+        <w:tc>
+          <w:tcPr>
+            <w:tcW w:type="dxa" w:w="10773"/>
+            <w:gridSpan w:val="9"/>
+            <w:tcMar>
+              <w:top w:w="6" w:type="dxa"/>
+              <w:start w:w="20" w:type="dxa"/>
+              <w:bottom w:w="6" w:type="dxa"/>
+              <w:end w:w="20" w:type="dxa"/>
+            </w:tcMar>
+            <w:vAlign w:val="center"/>
+          </w:tcPr>
+          <w:p>
+            <w:pPr>
+              <w:jc w:val="center"/>
+            </w:pPr>
+            <w:r>
+              <w:rPr>
+                <w:rFonts w:ascii="Times New Roman" w:hAnsi="Times New Roman"/>
+                <w:sz w:val="18"/>
+              </w:rPr>
+              <w:t>{%diagram2_image}</w:t>
+            </w:r>
+          </w:p>
+          <w:p>
+            <w:pPr>
+              <w:spacing w:after="0"/>
+              <w:jc w:val="left"/>
+            </w:pPr>
+            <w:r>
+              <w:rPr>
+                <w:rFonts w:ascii="Times New Roman" w:hAnsi="Times New Roman"/>
+                <w:color w:val="FFFFFF"/>
+                <w:sz w:val="2"/>
+              </w:rPr>
+              <w:t>{/has_diagram2}</w:t>
             </w:r>
           </w:p>
         </w:tc>
@@ -2780,7 +2904,7 @@
         <w:tabs>
           <w:tab w:pos="9600" w:val="decimal"/>
         </w:tabs>
-        <w:spacing w:before="200"/>
+        <w:spacing w:before="0"/>
       </w:pPr>
       <w:r>
         <w:rPr>

--- a/templates/BSI-letterhead-template.docx
+++ b/templates/BSI-letterhead-template.docx
@@ -1667,7 +1667,7 @@
           </w:tcPr>
           <w:p>
             <w:pPr>
-              <w:spacing w:after="80"/>
+              <w:spacing w:after="80" w:before="0" w:line="240" w:lineRule="auto"/>
               <w:jc w:val="center"/>
             </w:pPr>
             <w:r>
@@ -1681,7 +1681,7 @@
           </w:p>
           <w:p>
             <w:pPr>
-              <w:spacing w:after="0"/>
+              <w:spacing w:after="0" w:before="0" w:line="240" w:lineRule="auto"/>
               <w:jc w:val="left"/>
             </w:pPr>
             <w:r>
@@ -2732,7 +2732,7 @@
           </w:tcPr>
           <w:p>
             <w:pPr>
-              <w:spacing w:after="0"/>
+              <w:spacing w:after="0" w:before="0" w:line="240" w:lineRule="auto"/>
               <w:jc w:val="center"/>
             </w:pPr>
             <w:r>
@@ -2765,6 +2765,7 @@
           </w:tcPr>
           <w:p>
             <w:pPr>
+              <w:spacing w:after="0" w:before="0" w:line="240" w:lineRule="auto"/>
               <w:jc w:val="center"/>
             </w:pPr>
             <w:r>
@@ -2795,8 +2796,12 @@
           </w:tcPr>
           <w:p>
             <w:pPr>
-              <w:spacing w:after="0"/>
+              <w:spacing w:after="0" w:before="0" w:line="240" w:lineRule="auto"/>
               <w:jc w:val="left"/>
+              <w:rPr>
+                <w:sz w:val="2"/>
+                <w:szCs w:val="2"/>
+              </w:rPr>
             </w:pPr>
             <w:r>
               <w:rPr>
@@ -2809,7 +2814,7 @@
           </w:p>
           <w:p>
             <w:pPr>
-              <w:spacing w:after="0"/>
+              <w:spacing w:after="0" w:before="0" w:line="240" w:lineRule="auto"/>
               <w:jc w:val="center"/>
             </w:pPr>
             <w:r>
@@ -2826,7 +2831,7 @@
       </w:tr>
       <w:tr>
         <w:trPr>
-          <w:trHeight w:val="700" w:hRule="atLeast"/>
+          <w:trHeight w:val="2900" w:hRule="atLeast"/>
         </w:trPr>
         <w:tc>
           <w:tcPr>
@@ -2842,6 +2847,7 @@
           </w:tcPr>
           <w:p>
             <w:pPr>
+              <w:spacing w:after="0" w:before="0" w:line="240" w:lineRule="auto"/>
               <w:jc w:val="center"/>
             </w:pPr>
             <w:r>
@@ -2854,8 +2860,12 @@
           </w:p>
           <w:p>
             <w:pPr>
-              <w:spacing w:after="0"/>
+              <w:spacing w:after="0" w:before="0" w:line="240" w:lineRule="auto"/>
               <w:jc w:val="left"/>
+              <w:rPr>
+                <w:sz w:val="2"/>
+                <w:szCs w:val="2"/>
+              </w:rPr>
             </w:pPr>
             <w:r>
               <w:rPr>
@@ -2885,6 +2895,7 @@
           </w:tcPr>
           <w:p>
             <w:pPr>
+              <w:spacing w:after="0" w:before="0" w:line="240" w:lineRule="auto"/>
               <w:jc w:val="center"/>
             </w:pPr>
             <w:r>
@@ -2904,7 +2915,7 @@
         <w:tabs>
           <w:tab w:pos="9600" w:val="decimal"/>
         </w:tabs>
-        <w:spacing w:before="0"/>
+        <w:spacing w:after="0" w:before="0" w:line="240" w:lineRule="auto"/>
       </w:pPr>
       <w:r>
         <w:rPr>

--- a/templates/BSI-letterhead-template.docx
+++ b/templates/BSI-letterhead-template.docx
@@ -577,7 +577,6 @@
         <w:tc>
           <w:tcPr>
             <w:tcW w:type="dxa" w:w="1701"/>
-            <w:vMerge w:val="restart"/>
             <w:tcMar>
               <w:top w:w="8" w:type="dxa"/>
               <w:start w:w="40" w:type="dxa"/>
@@ -596,9 +595,9 @@
                 <w:rFonts w:ascii="Times New Roman" w:hAnsi="Times New Roman" w:eastAsia="Times New Roman"/>
                 <w:b/>
                 <w:i w:val="0"/>
-                <w:sz w:val="17"/>
+                <w:sz w:val="16"/>
               </w:rPr>
-              <w:t>Греющая</w:t>
+              <w:t>Греющий</w:t>
             </w:r>
           </w:p>
           <w:p>
@@ -611,16 +610,15 @@
                 <w:rFonts w:ascii="Times New Roman" w:hAnsi="Times New Roman" w:eastAsia="Times New Roman"/>
                 <w:b/>
                 <w:i w:val="0"/>
-                <w:sz w:val="17"/>
+                <w:sz w:val="16"/>
               </w:rPr>
-              <w:t>среда</w:t>
+              <w:t>контур</w:t>
             </w:r>
           </w:p>
         </w:tc>
         <w:tc>
           <w:tcPr>
             <w:tcW w:type="dxa" w:w="1701"/>
-            <w:vMerge w:val="restart"/>
             <w:tcMar>
               <w:top w:w="8" w:type="dxa"/>
               <w:start w:w="40" w:type="dxa"/>
@@ -639,9 +637,9 @@
                 <w:rFonts w:ascii="Times New Roman" w:hAnsi="Times New Roman" w:eastAsia="Times New Roman"/>
                 <w:b/>
                 <w:i w:val="0"/>
-                <w:sz w:val="17"/>
+                <w:sz w:val="16"/>
               </w:rPr>
-              <w:t>Нагреваемая</w:t>
+              <w:t>Нагреваемый</w:t>
             </w:r>
           </w:p>
           <w:p>
@@ -654,9 +652,9 @@
                 <w:rFonts w:ascii="Times New Roman" w:hAnsi="Times New Roman" w:eastAsia="Times New Roman"/>
                 <w:b/>
                 <w:i w:val="0"/>
-                <w:sz w:val="17"/>
+                <w:sz w:val="16"/>
               </w:rPr>
-              <w:t>среда</w:t>
+              <w:t>контур</w:t>
             </w:r>
           </w:p>
         </w:tc>
@@ -710,16 +708,58 @@
         <w:tc>
           <w:tcPr>
             <w:tcW w:type="dxa" w:w="1701"/>
-            <w:vMerge/>
+            <w:tcMar>
+              <w:top w:w="8" w:type="dxa"/>
+              <w:start w:w="40" w:type="dxa"/>
+              <w:bottom w:w="8" w:type="dxa"/>
+              <w:end w:w="30" w:type="dxa"/>
+            </w:tcMar>
+            <w:vAlign w:val="center"/>
           </w:tcPr>
-          <w:p/>
+          <w:p>
+            <w:pPr>
+              <w:spacing w:after="0" w:before="0"/>
+              <w:jc w:val="center"/>
+            </w:pPr>
+            <w:r>
+              <w:rPr>
+                <w:rFonts w:ascii="Times New Roman" w:hAnsi="Times New Roman" w:eastAsia="Times New Roman"/>
+                <w:b w:val="0"/>
+                <w:i w:val="0"/>
+                <w:color w:val="00008C"/>
+                <w:sz w:val="18"/>
+              </w:rPr>
+              <w:t>{heat_medium_hot}</w:t>
+            </w:r>
+          </w:p>
         </w:tc>
         <w:tc>
           <w:tcPr>
             <w:tcW w:type="dxa" w:w="1701"/>
-            <w:vMerge/>
+            <w:tcMar>
+              <w:top w:w="8" w:type="dxa"/>
+              <w:start w:w="40" w:type="dxa"/>
+              <w:bottom w:w="8" w:type="dxa"/>
+              <w:end w:w="30" w:type="dxa"/>
+            </w:tcMar>
+            <w:vAlign w:val="center"/>
           </w:tcPr>
-          <w:p/>
+          <w:p>
+            <w:pPr>
+              <w:spacing w:after="0" w:before="0"/>
+              <w:jc w:val="center"/>
+            </w:pPr>
+            <w:r>
+              <w:rPr>
+                <w:rFonts w:ascii="Times New Roman" w:hAnsi="Times New Roman" w:eastAsia="Times New Roman"/>
+                <w:b w:val="0"/>
+                <w:i w:val="0"/>
+                <w:color w:val="00008C"/>
+                <w:sz w:val="18"/>
+              </w:rPr>
+              <w:t>{heat_medium_cold}</w:t>
+            </w:r>
+          </w:p>
         </w:tc>
         <w:tc>
           <w:tcPr>
@@ -1143,7 +1183,7 @@
                 <w:i w:val="0"/>
                 <w:sz w:val="16"/>
               </w:rPr>
-              <w:t>Гкал/ч</w:t>
+              <w:t>{heat_load_unit}</w:t>
             </w:r>
           </w:p>
         </w:tc>
@@ -1749,7 +1789,7 @@
                 <w:i w:val="0"/>
                 <w:sz w:val="16"/>
               </w:rPr>
-              <w:t>т/ч</w:t>
+              <w:t>{flow_unit}</w:t>
             </w:r>
           </w:p>
         </w:tc>
@@ -1872,7 +1912,7 @@
                 <w:i w:val="0"/>
                 <w:sz w:val="16"/>
               </w:rPr>
-              <w:t>кг/см2</w:t>
+              <w:t>{dp_unit}</w:t>
             </w:r>
           </w:p>
         </w:tc>

--- a/templates/BSI-letterhead-template.docx
+++ b/templates/BSI-letterhead-template.docx
@@ -1344,7 +1344,7 @@
                 <w:i w:val="0"/>
                 <w:sz w:val="16"/>
               </w:rPr>
-              <w:t>о С</w:t>
+              <w:t>°C</w:t>
             </w:r>
           </w:p>
         </w:tc>
@@ -1632,7 +1632,7 @@
                 <w:i w:val="0"/>
                 <w:sz w:val="16"/>
               </w:rPr>
-              <w:t>о С</w:t>
+              <w:t>°C</w:t>
             </w:r>
           </w:p>
         </w:tc>
@@ -2227,7 +2227,7 @@
                 <w:i w:val="0"/>
                 <w:sz w:val="16"/>
               </w:rPr>
-              <w:t>Вт/м2С</w:t>
+              <w:t>Вт/м2°C</w:t>
             </w:r>
           </w:p>
         </w:tc>
@@ -2991,7 +2991,7 @@
     </w:p>
     <w:sectPr>
       <w:pgSz w:w="11906" w:h="16838"/>
-      <w:pgMar w:top="200" w:right="567" w:bottom="400" w:left="567" w:header="720" w:footer="720" w:gutter="0"/>
+      <w:pgMar w:top="280" w:right="567" w:bottom="440" w:left="567" w:header="720" w:footer="720" w:gutter="0"/>
       <w:cols w:space="720"/>
       <w:docGrid w:linePitch="360"/>
     </w:sectPr>

--- a/templates/BSI-letterhead-template.docx
+++ b/templates/BSI-letterhead-template.docx
@@ -1316,7 +1316,7 @@
                 <w:i w:val="0"/>
                 <w:sz w:val="16"/>
               </w:rPr>
-              <w:t>сетевой воды</w:t>
+              <w:t>греющей среды</w:t>
             </w:r>
           </w:p>
         </w:tc>
